--- a/docs/handover/HRMS Developer Guide/08 - Database Schema.docx
+++ b/docs/handover/HRMS Developer Guide/08 - Database Schema.docx
@@ -146,7 +146,7 @@
         <w:pStyle w:val="ListBullet"/>
       </w:pPr>
       <w:r>
-        <w:t>Generated from the structure of database tfs_hrms on 23 Oct 2026 with docs/handover/build_db_schema.py. Run it again after a migration, then rebuild the documents.</w:t>
+        <w:t>Taken from the structure of database tfs_hrms on 23 Oct 2026. After a migration, update the affected tables in this document.</w:t>
       </w:r>
     </w:p>
     <w:p>
